--- a/docs/PWS_Waterraket_Onderzoeksplan.docx
+++ b/docs/PWS_Waterraket_Onderzoeksplan.docx
@@ -9045,7 +9045,7 @@
         <w:spacing w:after="120" w:line="276"/>
       </w:pPr>
       <w:r>
-        <w:t xml:space="preserve">Niveau 1 – barometrische hoogtelogger (de kern): één druksensor (BMP388) meet de hoogte uit de luchtdruk en geeft direct het apogeum. De ESP32 logt naar zijn eigen geheugen en zet na de landing een wifi-accesspoint op, zodat je de meting op je telefoon downloadt – geen kwetsbaar SD-kaartje nodig.</w:t>
+        <w:t xml:space="preserve">Niveau 1 – barometrische hoogtelogger (de kern): één druksensor (BMP388; de firmware werkt ook met een BME680) meet de hoogte uit de luchtdruk en geeft direct het apogeum. De ESP32 logt naar zijn eigen geheugen en zet na de landing een wifi-accesspoint op, zodat je de meting op je telefoon downloadt – geen kwetsbaar SD-kaartje nodig.</w:t>
       </w:r>
     </w:p>
     <w:p>
